--- a/vi/files/resources/Critical_Appraisal_Checklist.docx
+++ b/vi/files/resources/Critical_Appraisal_Checklist.docx
@@ -599,7 +599,7 @@
               <w:rPr>
                 <w:sz w:val="18"/>
               </w:rPr>
-              <w:t xml:space="preserve"> — </w:t>
+              <w:t xml:space="preserve">: </w:t>
             </w:r>
             <w:r>
               <w:rPr>
@@ -761,7 +761,7 @@
               <w:rPr>
                 <w:sz w:val="18"/>
               </w:rPr>
-              <w:t xml:space="preserve"> — </w:t>
+              <w:t xml:space="preserve">: </w:t>
             </w:r>
             <w:r>
               <w:rPr>
@@ -925,7 +925,7 @@
               <w:rPr>
                 <w:sz w:val="18"/>
               </w:rPr>
-              <w:t xml:space="preserve"> — </w:t>
+              <w:t xml:space="preserve">: </w:t>
             </w:r>
             <w:r>
               <w:rPr>
@@ -1087,7 +1087,7 @@
               <w:rPr>
                 <w:sz w:val="18"/>
               </w:rPr>
-              <w:t xml:space="preserve"> — </w:t>
+              <w:t xml:space="preserve">: </w:t>
             </w:r>
             <w:r>
               <w:rPr>
@@ -1251,7 +1251,7 @@
               <w:rPr>
                 <w:sz w:val="18"/>
               </w:rPr>
-              <w:t xml:space="preserve"> — </w:t>
+              <w:t xml:space="preserve">: </w:t>
             </w:r>
             <w:r>
               <w:rPr>
@@ -1413,7 +1413,7 @@
               <w:rPr>
                 <w:sz w:val="18"/>
               </w:rPr>
-              <w:t xml:space="preserve"> — </w:t>
+              <w:t xml:space="preserve">: </w:t>
             </w:r>
             <w:r>
               <w:rPr>
@@ -1577,7 +1577,7 @@
               <w:rPr>
                 <w:sz w:val="18"/>
               </w:rPr>
-              <w:t xml:space="preserve"> — </w:t>
+              <w:t xml:space="preserve">: </w:t>
             </w:r>
             <w:r>
               <w:rPr>
@@ -1739,7 +1739,7 @@
               <w:rPr>
                 <w:sz w:val="18"/>
               </w:rPr>
-              <w:t xml:space="preserve"> — </w:t>
+              <w:t xml:space="preserve">: </w:t>
             </w:r>
             <w:r>
               <w:rPr>
@@ -1903,7 +1903,7 @@
               <w:rPr>
                 <w:sz w:val="18"/>
               </w:rPr>
-              <w:t xml:space="preserve"> — </w:t>
+              <w:t xml:space="preserve">: </w:t>
             </w:r>
             <w:r>
               <w:rPr>
@@ -2065,7 +2065,7 @@
               <w:rPr>
                 <w:sz w:val="18"/>
               </w:rPr>
-              <w:t xml:space="preserve"> — </w:t>
+              <w:t xml:space="preserve">: </w:t>
             </w:r>
             <w:r>
               <w:rPr>
@@ -2444,7 +2444,7 @@
         <w:color w:val="04242F"/>
         <w:sz w:val="16"/>
       </w:rPr>
-      <w:t>Be the reviewer — critical appraisal checklist</w:t>
+      <w:t>Be the reviewer: critical appraisal checklist</w:t>
     </w:r>
     <w:r>
       <w:tab/>
